--- a/注塑项目/金榕/lucid汽车地板舱盖配件/Lucid地板舱盖_模具加工定制合同_B.docx
+++ b/注塑项目/金榕/lucid汽车地板舱盖配件/Lucid地板舱盖_模具加工定制合同_B.docx
@@ -422,12 +422,14 @@
             <w:pPr>
               <w:jc w:val="center"/>
             </w:pPr>
+            <w:r/>
             <w:r>
               <w:rPr>
-                <w:rFonts w:ascii="SimSun" w:eastAsia="SimSun" w:hAnsi="SimSun"/>
+                <w:rFonts w:ascii="宋体" w:hAnsi="宋体" w:eastAsia="宋体"/>
+                <w:b w:val="0"/>
                 <w:sz w:val="18"/>
               </w:rPr>
-              <w:t>70,000元</w:t>
+              <w:t>65,000元</w:t>
             </w:r>
           </w:p>
         </w:tc>
@@ -589,13 +591,14 @@
             <w:pPr>
               <w:jc w:val="center"/>
             </w:pPr>
+            <w:r/>
             <w:r>
               <w:rPr>
-                <w:rFonts w:ascii="SimSun" w:eastAsia="SimSun" w:hAnsi="SimSun"/>
+                <w:rFonts w:ascii="宋体" w:hAnsi="宋体" w:eastAsia="宋体"/>
                 <w:b/>
                 <w:sz w:val="18"/>
               </w:rPr>
-              <w:t>70,000元</w:t>
+              <w:t>65,000元</w:t>
             </w:r>
           </w:p>
         </w:tc>
@@ -639,11 +642,10 @@
       </w:pPr>
       <w:r>
         <w:rPr>
-          <w:rFonts w:ascii="SimSun" w:eastAsia="SimSun" w:hAnsi="SimSun"/>
+          <w:rFonts w:ascii="宋体" w:hAnsi="宋体" w:eastAsia="宋体"/>
           <w:sz w:val="21"/>
-          <w:lang w:eastAsia="zh-CN"/>
         </w:rPr>
-        <w:t>二、模具总价：人民币 柒万元整（¥70,000.00元，含税13%）。</w:t>
+        <w:t>二、模具总价：人民币 陆万伍仟元整（¥65,000.00元，含税13%）。</w:t>
       </w:r>
     </w:p>
     <w:p>
@@ -865,38 +867,16 @@
       </w:pPr>
       <w:r>
         <w:rPr>
-          <w:rFonts w:ascii="SimSun" w:eastAsia="SimSun" w:hAnsi="SimSun"/>
+          <w:rFonts w:ascii="宋体" w:hAnsi="宋体" w:eastAsia="宋体"/>
           <w:sz w:val="21"/>
-          <w:lang w:eastAsia="zh-CN"/>
         </w:rPr>
-        <w:t xml:space="preserve">　　（一）合同签订款（30%）：本合同双方签订后，乙方开具增值税专用发票，甲方于收票后30个自然日内以银行转账或承兑汇票方式支付人民币贰万壹仟元整（¥21,000.00元，含税）。</w:t>
-      </w:r>
-      <w:r>
-        <w:rPr>
-          <w:rFonts w:ascii="SimSun" w:eastAsia="SimSun" w:hAnsi="SimSun"/>
-          <w:sz w:val="21"/>
-          <w:lang w:eastAsia="zh-CN"/>
-        </w:rPr>
+        <w:t xml:space="preserve">　　（一）合同签订款（30%）：本合同双方签订后，乙方开具增值税专用发票，甲方于收票后30个自然日内以银行转账或承兑汇票方式支付人民币壹万玖仟伍佰元整（¥19,500.00元，含税）。</w:t>
         <w:br/>
-        <w:t xml:space="preserve">　　（二）T0交样款（30%）：模具完成T0试模并提交样件后，乙方开具增值税专用发票，甲方于收票后30个自然日内支付人民币贰万壹仟元整（¥21,000.00元，含税）。</w:t>
-      </w:r>
-      <w:r>
-        <w:rPr>
-          <w:rFonts w:ascii="SimSun" w:eastAsia="SimSun" w:hAnsi="SimSun"/>
-          <w:sz w:val="21"/>
-          <w:lang w:eastAsia="zh-CN"/>
-        </w:rPr>
+        <w:t xml:space="preserve">　　（二）T0交样款（30%）：模具完成T0试模并提交样件后，乙方开具增值税专用发票，甲方于收票后30个自然日内支付人民币壹万玖仟伍佰元整（¥19,500.00元，含税）。</w:t>
         <w:br/>
-        <w:t xml:space="preserve">　　（三）验收通过款（30%）：模具经甲方客户验收通过后，乙方开具增值税专用发票，甲方于收票后30个自然日内支付人民币贰万壹仟元整（¥21,000.00元，含税）。</w:t>
-      </w:r>
-      <w:r>
-        <w:rPr>
-          <w:rFonts w:ascii="SimSun" w:eastAsia="SimSun" w:hAnsi="SimSun"/>
-          <w:sz w:val="21"/>
-          <w:lang w:eastAsia="zh-CN"/>
-        </w:rPr>
+        <w:t xml:space="preserve">　　（三）验收通过款（30%）：模具经甲方客户验收通过后，乙方开具增值税专用发票，甲方于收票后30个自然日内支付人民币壹万玖仟伍佰元整（¥19,500.00元，含税）。</w:t>
         <w:br/>
-        <w:t xml:space="preserve">　　（四）量产尾款（10%）：量产开始后6个月，乙方开具增值税专用发票，甲方于收票后30个自然日内支付人民币柒仟元整（¥7,000.00元，含税）。</w:t>
+        <w:t xml:space="preserve">　　（四）量产尾款（10%）：量产开始后6个月，乙方开具增值税专用发票，甲方于收票后30个自然日内支付人民币陆仟伍佰元整（¥6,500.00元，含税）。</w:t>
       </w:r>
     </w:p>
     <w:p>
